--- a/QED Course/Lesson 45 Propagators.docx
+++ b/QED Course/Lesson 45 Propagators.docx
@@ -34,7 +34,7 @@
           <w:b/>
           <w:sz w:val="26"/>
         </w:rPr>
-        <w:t>The Feynman propagator as a Green's function of the Klein-Gordon operator, its momentum-space form, and why the iε prescription encodes time ordering</w:t>
+        <w:t>The Feynman propagator as a Green's function of the Klein–Gordon operator, its momentum-space form, and why the iε prescription encodes time ordering</w:t>
       </w:r>
     </w:p>
     <w:p>
@@ -58,7 +58,7 @@
     </w:p>
     <w:p>
       <w:pPr>
-        <w:pStyle w:val="Heading1"/>
+        <w:pStyle w:val="Heading2"/>
       </w:pPr>
       <w:r>
         <w:t>How to use this lesson</w:t>
@@ -66,12 +66,12 @@
     </w:p>
     <w:p>
       <w:r>
-        <w:t>Lesson 44 closed Part VI with a warning: a single vertex can never be a complete physical process, because momentum conservation for on-shell external particles forces p·k=0, an unphysical constraint. Every real process therefore needs at least two vertices joined by an internal line, and Lesson 44 left that internal line undefined. This lesson defines it. The object needed is not quite the two-point function D(x−y) already built in Lesson 34, because D(x−y) only describes propagation from y to x specifically; an internal line must describe propagation in whichever time order the diagram's kinematics actually requires, automatically. The Feynman propagator, built by time-ordering D(x−y), is exactly this object, and this lesson shows, by direct calculation, that it is a Green's function: it solves the Klein-Gordon equation with a point source, not the source-free equation D(x−y) itself solves. Expect six to eight hours; Section 3's calculation is the technical center of the lesson.</w:t>
+        <w:t>Lesson 44 closed Part VI with a warning: a single vertex can never be a complete physical process, because momentum conservation for on-shell external particles forces p·k=0, an unphysical constraint. Every real process therefore needs at least two vertices joined by an internal line, and Lesson 44 left that internal line undefined. This lesson defines it. The object needed is not quite the two-point function D(x−y) already built in Lesson 34, because D(x−y) only describes propagation from y to x specifically; an internal line must describe propagation in whichever time order the diagram's kinematics actually requires, automatically. The Feynman propagator, built by time-ordering D(x−y), is exactly this object, and this lesson shows, by direct calculation, that it is a Green's function: it solves the Klein–Gordon equation with a point source, not the source-free equation D(x−y) itself solves. Expect six to eight hours; Section 3's calculation is the technical center of the lesson.</w:t>
       </w:r>
     </w:p>
     <w:p>
       <w:pPr>
-        <w:pStyle w:val="Heading2"/>
+        <w:pStyle w:val="Heading3"/>
       </w:pPr>
       <w:r>
         <w:t>Learning objectives</w:t>
@@ -98,7 +98,7 @@
         <w:pStyle w:val="ListBullet"/>
       </w:pPr>
       <w:r>
-        <w:t>Explain why D(x−y) alone solves the homogeneous Klein-Gordon equation and cannot serve as a Green's function, while Δ_F does.</w:t>
+        <w:t>Explain why D(x−y) alone solves the homogeneous Klein–Gordon equation and cannot serve as a Green's function, while Δ_F does.</w:t>
       </w:r>
     </w:p>
     <w:p>
@@ -143,7 +143,7 @@
     </w:p>
     <w:p>
       <w:pPr>
-        <w:pStyle w:val="Heading2"/>
+        <w:pStyle w:val="Heading3"/>
       </w:pPr>
       <w:r>
         <w:t>Notation and conventions</w:t>
@@ -395,7 +395,7 @@
     </w:tbl>
     <w:p>
       <w:pPr>
-        <w:pStyle w:val="Heading1"/>
+        <w:pStyle w:val="Heading2"/>
       </w:pPr>
       <w:r>
         <w:t>1 Why a new object is needed</w:t>
@@ -403,7 +403,7 @@
     </w:p>
     <w:p>
       <w:pPr>
-        <w:pStyle w:val="Heading2"/>
+        <w:pStyle w:val="Heading3"/>
       </w:pPr>
       <w:r>
         <w:t>1.1 The internal-line problem</w:t>
@@ -416,7 +416,7 @@
     </w:p>
     <w:p>
       <w:pPr>
-        <w:pStyle w:val="Heading2"/>
+        <w:pStyle w:val="Heading3"/>
       </w:pPr>
       <w:r>
         <w:t>1.2 What a Green's function is</w:t>
@@ -428,10 +428,11 @@
       </w:r>
     </w:p>
     <w:p>
-      <w:pPr>
-        <w:pStyle w:val="Heading3"/>
-      </w:pPr>
       <w:r>
+        <w:rPr>
+          <w:b/>
+          <w:i/>
+        </w:rPr>
         <w:t>Worked example 1</w:t>
       </w:r>
     </w:p>
@@ -442,7 +443,7 @@
     </w:p>
     <w:p>
       <w:pPr>
-        <w:pStyle w:val="Heading1"/>
+        <w:pStyle w:val="Heading2"/>
       </w:pPr>
       <w:r>
         <w:t>2 The time-ordered product</w:t>
@@ -450,7 +451,7 @@
     </w:p>
     <w:p>
       <w:pPr>
-        <w:pStyle w:val="Heading2"/>
+        <w:pStyle w:val="Heading3"/>
       </w:pPr>
       <w:r>
         <w:t>2.1 Definition</w:t>
@@ -642,7 +643,7 @@
     </w:p>
     <w:p>
       <w:pPr>
-        <w:pStyle w:val="Heading2"/>
+        <w:pStyle w:val="Heading3"/>
       </w:pPr>
       <w:r>
         <w:t>2.2 The Feynman propagator</w:t>
@@ -855,10 +856,11 @@
       </w:r>
     </w:p>
     <w:p>
-      <w:pPr>
-        <w:pStyle w:val="Heading3"/>
-      </w:pPr>
       <w:r>
+        <w:rPr>
+          <w:b/>
+          <w:i/>
+        </w:rPr>
         <w:t>Worked example 2</w:t>
       </w:r>
     </w:p>
@@ -869,7 +871,7 @@
     </w:p>
     <w:p>
       <w:pPr>
-        <w:pStyle w:val="Heading1"/>
+        <w:pStyle w:val="Heading2"/>
       </w:pPr>
       <w:r>
         <w:t>3 Δ_F is a Green's function</w:t>
@@ -877,7 +879,7 @@
     </w:p>
     <w:p>
       <w:pPr>
-        <w:pStyle w:val="Heading2"/>
+        <w:pStyle w:val="Heading3"/>
       </w:pPr>
       <w:r>
         <w:t>3.1 The calculation</w:t>
@@ -1303,7 +1305,7 @@
     </w:p>
     <w:p>
       <w:pPr>
-        <w:pStyle w:val="Heading2"/>
+        <w:pStyle w:val="Heading3"/>
       </w:pPr>
       <w:r>
         <w:t>3.2 Assembling the result</w:t>
@@ -1311,7 +1313,7 @@
     </w:p>
     <w:p>
       <w:r>
-        <w:t>Applying the full Klein-Gordon operator, and noting that ∇² and m² pass through the theta functions unaffected,</w:t>
+        <w:t>Applying the full Klein–Gordon operator, and noting that ∇² and m² pass through the theta functions unaffected,</w:t>
       </w:r>
     </w:p>
     <w:p>
@@ -1542,7 +1544,7 @@
     </w:p>
     <w:p>
       <w:r>
-        <w:t>Since D(x−y) and D(y−x) both satisfy the homogeneous Klein-Gordon equation (Worked example 1), both θ-weighted terms vanish, leaving</w:t>
+        <w:t>Since D(x−y) and D(y−x) both satisfy the homogeneous Klein–Gordon equation (Worked example 1), both θ-weighted terms vanish, leaving</w:t>
       </w:r>
     </w:p>
     <w:p>
@@ -1647,25 +1649,26 @@
     </w:p>
     <w:p>
       <w:r>
-        <w:t>confirming that Δ_F, unlike D(x−y) alone, is genuinely a Green's function of the Klein-Gordon operator.</w:t>
+        <w:t>confirming that Δ_F, unlike D(x−y) alone, is genuinely a Green's function of the Klein–Gordon operator.</w:t>
       </w:r>
     </w:p>
     <w:p>
-      <w:pPr>
-        <w:pStyle w:val="Heading3"/>
-      </w:pPr>
       <w:r>
+        <w:rPr>
+          <w:b/>
+          <w:i/>
+        </w:rPr>
         <w:t>Worked example 3</w:t>
       </w:r>
     </w:p>
     <w:p>
       <w:r>
-        <w:t>State precisely which two facts, both already established in earlier lessons, were needed to make Section 3.1's calculation work. First, D(x−y)=D(y−x) at equal times, so that the first differentiation produces no delta-function term (Lesson 32, Worked example 4); second, the canonical commutation relation [φ,π]=iδ³ (Lesson 32, Section 1.1), which produces the single surviving delta-function term on the second differentiation. Nothing beyond these two previously established facts, plus the homogeneous Klein-Gordon equation already satisfied by D, is needed.</w:t>
+        <w:t>State precisely which two facts, both already established in earlier lessons, were needed to make Section 3.1's calculation work. First, D(x−y)=D(y−x) at equal times, so that the first differentiation produces no delta-function term (Lesson 32, Worked example 4); second, the canonical commutation relation [φ,π]=iδ³ (Lesson 32, Section 1.1), which produces the single surviving delta-function term on the second differentiation. Nothing beyond these two previously established facts, plus the homogeneous Klein–Gordon equation already satisfied by D, is needed.</w:t>
       </w:r>
     </w:p>
     <w:p>
       <w:pPr>
-        <w:pStyle w:val="Heading1"/>
+        <w:pStyle w:val="Heading2"/>
       </w:pPr>
       <w:r>
         <w:t>4 The momentum-space propagator</w:t>
@@ -1673,7 +1676,7 @@
     </w:p>
     <w:p>
       <w:pPr>
-        <w:pStyle w:val="Heading2"/>
+        <w:pStyle w:val="Heading3"/>
       </w:pPr>
       <w:r>
         <w:t>4.1 The proposed form</w:t>
@@ -1846,7 +1849,7 @@
     </w:p>
     <w:p>
       <w:pPr>
-        <w:pStyle w:val="Heading2"/>
+        <w:pStyle w:val="Heading3"/>
       </w:pPr>
       <w:r>
         <w:t>4.2 Verifying the Green's function equation</w:t>
@@ -2403,10 +2406,11 @@
       </w:r>
     </w:p>
     <w:p>
-      <w:pPr>
-        <w:pStyle w:val="Heading3"/>
-      </w:pPr>
       <w:r>
+        <w:rPr>
+          <w:b/>
+          <w:i/>
+        </w:rPr>
         <w:t>Worked example 4</w:t>
       </w:r>
     </w:p>
@@ -2417,7 +2421,7 @@
     </w:p>
     <w:p>
       <w:pPr>
-        <w:pStyle w:val="Heading1"/>
+        <w:pStyle w:val="Heading2"/>
       </w:pPr>
       <w:r>
         <w:t>5 The role of iε</w:t>
@@ -2425,7 +2429,7 @@
     </w:p>
     <w:p>
       <w:pPr>
-        <w:pStyle w:val="Heading2"/>
+        <w:pStyle w:val="Heading3"/>
       </w:pPr>
       <w:r>
         <w:t>5.1 Locating the poles</w:t>
@@ -2438,7 +2442,7 @@
     </w:p>
     <w:p>
       <w:pPr>
-        <w:pStyle w:val="Heading2"/>
+        <w:pStyle w:val="Heading3"/>
       </w:pPr>
       <w:r>
         <w:t>5.2 Closing the contour</w:t>
@@ -2450,10 +2454,11 @@
       </w:r>
     </w:p>
     <w:p>
-      <w:pPr>
-        <w:pStyle w:val="Heading3"/>
-      </w:pPr>
       <w:r>
+        <w:rPr>
+          <w:b/>
+          <w:i/>
+        </w:rPr>
         <w:t>Worked example 5</w:t>
       </w:r>
     </w:p>
@@ -2464,7 +2469,7 @@
     </w:p>
     <w:p>
       <w:pPr>
-        <w:pStyle w:val="Heading1"/>
+        <w:pStyle w:val="Heading2"/>
       </w:pPr>
       <w:r>
         <w:t>6 Connections to QED</w:t>
@@ -2721,7 +2726,7 @@
     </w:p>
     <w:p>
       <w:pPr>
-        <w:pStyle w:val="Heading1"/>
+        <w:pStyle w:val="Heading2"/>
       </w:pPr>
       <w:r>
         <w:t>7 Summary</w:t>
@@ -2760,7 +2765,7 @@
         </w:numPr>
       </w:pPr>
       <w:r>
-        <w:t>D(x−y) alone solves the homogeneous Klein-Gordon equation and so cannot serve this role.</w:t>
+        <w:t>D(x−y) alone solves the homogeneous Klein–Gordon equation and so cannot serve this role.</w:t>
       </w:r>
     </w:p>
     <w:p>
@@ -2813,7 +2818,7 @@
     </w:p>
     <w:p>
       <w:pPr>
-        <w:pStyle w:val="Heading1"/>
+        <w:pStyle w:val="Heading2"/>
       </w:pPr>
       <w:r>
         <w:t>Exercises</w:t>
@@ -3169,7 +3174,7 @@
           </w:tcPr>
           <w:p>
             <w:r>
-              <w:t>Explain, in your own words, why Section 3's result identifies Δ_F, not D(x−y), as the Green's function of the Klein-Gordon operator.</w:t>
+              <w:t>Explain, in your own words, why Section 3's result identifies Δ_F, not D(x−y), as the Green's function of the Klein–Gordon operator.</w:t>
             </w:r>
           </w:p>
         </w:tc>
@@ -3473,7 +3478,7 @@
     </w:tbl>
     <w:p>
       <w:pPr>
-        <w:pStyle w:val="Heading1"/>
+        <w:pStyle w:val="Heading2"/>
       </w:pPr>
       <w:r>
         <w:t>Solutions</w:t>
@@ -3705,7 +3710,7 @@
     </w:p>
     <w:p>
       <w:pPr>
-        <w:pStyle w:val="Heading1"/>
+        <w:pStyle w:val="Heading2"/>
       </w:pPr>
       <w:r>
         <w:t>Mastery checklist</w:t>
@@ -3761,7 +3766,7 @@
     </w:p>
     <w:p>
       <w:pPr>
-        <w:pStyle w:val="Heading1"/>
+        <w:pStyle w:val="Heading2"/>
       </w:pPr>
       <w:r>
         <w:t>Next lesson</w:t>
